--- a/VedioQuant_Research_Report_EN.docx
+++ b/VedioQuant_Research_Report_EN.docx
@@ -2,7 +2,6 @@
 <file path=word/document.xml><?xml version="1.0" encoding="utf-8"?>
 <w:document xmlns:wpc="http://schemas.microsoft.com/office/word/2010/wordprocessingCanvas" xmlns:mo="http://schemas.microsoft.com/office/mac/office/2008/main" xmlns:mc="http://schemas.openxmlformats.org/markup-compatibility/2006" xmlns:mv="urn:schemas-microsoft-com:mac:vml" xmlns:o="urn:schemas-microsoft-com:office:office" xmlns:r="http://schemas.openxmlformats.org/officeDocument/2006/relationships" xmlns:m="http://schemas.openxmlformats.org/officeDocument/2006/math" xmlns:v="urn:schemas-microsoft-com:vml" xmlns:wp14="http://schemas.microsoft.com/office/word/2010/wordprocessingDrawing" xmlns:wp="http://schemas.openxmlformats.org/drawingml/2006/wordprocessingDrawing" xmlns:w10="urn:schemas-microsoft-com:office:word" xmlns:w="http://schemas.openxmlformats.org/wordprocessingml/2006/main" xmlns:w14="http://schemas.microsoft.com/office/word/2010/wordml" xmlns:wpg="http://schemas.microsoft.com/office/word/2010/wordprocessingGroup" xmlns:wpi="http://schemas.microsoft.com/office/word/2010/wordprocessingInk" xmlns:wne="http://schemas.microsoft.com/office/word/2006/wordml" xmlns:wps="http://schemas.microsoft.com/office/word/2010/wordprocessingShape" mc:Ignorable="w14 wp14">
   <w:body>
-    <w:p/>
     <w:p/>
     <w:p>
       <w:pPr>
@@ -45,6 +44,44 @@
     </w:p>
     <w:p/>
     <w:p>
+      <w:pPr>
+        <w:jc w:val="center"/>
+      </w:pPr>
+      <w:r>
+        <w:rPr>
+          <w:b/>
+          <w:color w:val="1A1A2E"/>
+          <w:sz w:val="44"/>
+        </w:rPr>
+        <w:t>I Took Google's LLM Trick and Tested It on Alibaba's Wan2.1 Video Model</w:t>
+      </w:r>
+    </w:p>
+    <w:p>
+      <w:pPr>
+        <w:jc w:val="center"/>
+      </w:pPr>
+      <w:r>
+        <w:rPr>
+          <w:b/>
+          <w:color w:val="FF6B6B"/>
+          <w:sz w:val="36"/>
+        </w:rPr>
+        <w:t>10x Cache Reduction — And It Works Even Better Than on LLMs</w:t>
+      </w:r>
+    </w:p>
+    <w:p>
+      <w:pPr>
+        <w:jc w:val="center"/>
+      </w:pPr>
+      <w:r>
+        <w:rPr>
+          <w:color w:val="666666"/>
+          <w:sz w:val="24"/>
+        </w:rPr>
+        <w:t>VedioQuant: TurboQuant x TeaCache Cross-Domain Fusion | Verified on Wan2.1 | github.com/robin-ph/vedioquant</w:t>
+      </w:r>
+    </w:p>
+    <w:p>
       <w:r>
         <w:br w:type="page"/>
       </w:r>
@@ -54,7 +91,7 @@
         <w:pStyle w:val="Heading1"/>
       </w:pPr>
       <w:r>
-        <w:t>Origin Story: From Curiosity to a 10× Breakthrough</w:t>
+        <w:t>Origin Story: A Video Model Enthusiast's 10x Discovery</w:t>
       </w:r>
     </w:p>
     <w:p>
@@ -64,7 +101,7 @@
     </w:p>
     <w:p>
       <w:r>
-        <w:t>Curious about the technology, I wanted to understand: why is video generation so expensive? A single generation requires ~50 denoising steps, each running a full transformer forward pass over 75,600 tokens across 30 layers. It demands an A100 80GB GPU — hardware most creators can't afford.</w:t>
+        <w:t>As a video model enthusiast, I was deeply curious: why is video generation so expensive? I started studying Alibaba's open-source Wan2.1 model and found that a single generation requires ~50 denoising steps, each running a full transformer forward pass over 75,600 tokens across 30 layers. It demands an A100 80GB GPU — hardware most people can't afford.</w:t>
       </w:r>
     </w:p>
     <w:p>
@@ -77,12 +114,12 @@
     </w:p>
     <w:p>
       <w:r>
-        <w:t>Then I saw Google's TurboQuant (ICLR 2026) — compressing LLM KV Cache from fp16 to 3.5 bits with 0.95 cosine similarity. The core trick: random orthogonal rotation to Gaussianize coordinates.</w:t>
+        <w:t>Then I saw Google Research's TurboQuant (arXiv:2504.19874) — compressing LLM KV Cache from fp16 to 3.5 bits with 0.95 cosine similarity. The core trick: random orthogonal rotation to Gaussianize coordinates.</w:t>
       </w:r>
     </w:p>
     <w:p>
       <w:r>
-        <w:t>Someone reproduced it in Python (turboquant_plus) and validated on Qwen3: kurtosis dropped from 900 to 2.9 after rotation. All 141 tests passed. It works in practice.</w:t>
+        <w:t>Someone reproduced it in Python (turboquant_plus, 1.7k GitHub stars) and validated on Qwen3: kurtosis dropped from 900 to 2.9 after rotation. It works in practice, not just on paper.</w:t>
       </w:r>
     </w:p>
     <w:p>
@@ -156,7 +193,7 @@
         <w:pStyle w:val="Heading2"/>
       </w:pPr>
       <w:r>
-        <w:t>Reason 1: ~350× More Compute</w:t>
+        <w:t>Reason 1: ~4000x More Compute</w:t>
       </w:r>
     </w:p>
     <w:p>
@@ -219,7 +256,7 @@
       <w:r>
         <w:drawing>
           <wp:inline xmlns:a="http://schemas.openxmlformats.org/drawingml/2006/main" xmlns:pic="http://schemas.openxmlformats.org/drawingml/2006/picture">
-            <wp:extent cx="5029200" cy="1593800"/>
+            <wp:extent cx="5029200" cy="1606393"/>
             <wp:docPr id="4" name="Picture 4"/>
             <wp:cNvGraphicFramePr>
               <a:graphicFrameLocks noChangeAspect="1"/>
@@ -240,7 +277,7 @@
                   <pic:spPr>
                     <a:xfrm>
                       <a:off x="0" y="0"/>
-                      <a:ext cx="5029200" cy="1593800"/>
+                      <a:ext cx="5029200" cy="1606393"/>
                     </a:xfrm>
                     <a:prstGeom prst="rect"/>
                   </pic:spPr>
@@ -262,7 +299,7 @@
     </w:p>
     <w:p>
       <w:r>
-        <w:t>An unexpected discovery — video features have kurtosis of only 15 (vs 900 for LLMs). After rotation, kurtosis drops to 0.2 — nearly perfect Gaussian. TurboQuant works BETTER on video models than on its original LLM target.</w:t>
+        <w:t>An unexpected discovery — video features have kurtosis of only 15 (vs ~900 for LLMs, as reported by the turboquant_plus repo). After rotation, kurtosis drops to 0.2 — nearly perfect Gaussian. TurboQuant actually works BETTER on video models than on its original LLM target.</w:t>
       </w:r>
     </w:p>
     <w:p>
@@ -272,7 +309,7 @@
       <w:r>
         <w:drawing>
           <wp:inline xmlns:a="http://schemas.openxmlformats.org/drawingml/2006/main" xmlns:pic="http://schemas.openxmlformats.org/drawingml/2006/picture">
-            <wp:extent cx="5029200" cy="1593800"/>
+            <wp:extent cx="5029200" cy="1754949"/>
             <wp:docPr id="5" name="Picture 5"/>
             <wp:cNvGraphicFramePr>
               <a:graphicFrameLocks noChangeAspect="1"/>
@@ -293,7 +330,7 @@
                   <pic:spPr>
                     <a:xfrm>
                       <a:off x="0" y="0"/>
-                      <a:ext cx="5029200" cy="1593800"/>
+                      <a:ext cx="5029200" cy="1754949"/>
                     </a:xfrm>
                     <a:prstGeom prst="rect"/>
                   </pic:spPr>
@@ -822,7 +859,7 @@
           <w:color w:val="FF6B6B"/>
           <w:sz w:val="24"/>
         </w:rPr>
-        <w:t>Full 30-layer cache: 13GB → 1.3GB. Saves ~12GB. Consumer GPU runs 720P long video.</w:t>
+        <w:t>Full 30-layer cache: 13GB → 1.2GB. Saves ~12GB. Consumer GPU runs 720P long video.</w:t>
       </w:r>
     </w:p>
     <w:p>
@@ -858,7 +895,7 @@
         <w:br/>
         <w:t>vedioquant.estimate_savings(height=720, width=1280, num_frames=81)</w:t>
         <w:br/>
-        <w:t># → fp32: 886MB, 3-bit: 83MB, saved: 803MB</w:t>
+        <w:t># → fp32: 886 MB, 3-bit: 83 MB, saved: 803 MB</w:t>
       </w:r>
     </w:p>
     <w:p/>
@@ -962,7 +999,7 @@
         <w:pStyle w:val="ListBullet"/>
       </w:pPr>
       <w:r>
-        <w:t>TurboQuant: arXiv:2504.19874 (ICLR 2026)</w:t>
+        <w:t>TurboQuant: arXiv:2504.19874 (Google Research, 2025)</w:t>
       </w:r>
     </w:p>
     <w:p>
